--- a/Законы/Законопроекты/Устав San-Andreas National Guard (новая редакция).docx
+++ b/Законы/Законопроекты/Устав San-Andreas National Guard (новая редакция).docx
@@ -2077,6 +2077,283 @@
           <w:color w:val="000000"/>
           <w:sz w:val="24"/>
         </w:rPr>
+        <w:t>Глава VI. Внешний вид и форма одежды военнослужащих SANG</w:t>
+      </w:r>
+    </w:p>
+    <w:p>
+      <w:pPr>
+        <w:spacing w:before="40" w:after="40" w:line="276" w:lineRule="auto"/>
+      </w:pPr>
+      <w:r>
+        <w:rPr>
+          <w:rFonts w:ascii="Times New Roman" w:hAnsi="Times New Roman"/>
+          <w:b/>
+          <w:sz w:val="22"/>
+        </w:rPr>
+        <w:t xml:space="preserve">6.1. </w:t>
+      </w:r>
+      <w:r>
+        <w:rPr>
+          <w:rFonts w:ascii="Times New Roman" w:hAnsi="Times New Roman"/>
+          <w:sz w:val="22"/>
+        </w:rPr>
+        <w:t>Военнослужащим запрещено ношение вызывающих причесок (ирокезы, яркие неестественные цвета волос: красный, зеленый и т.п.).</w:t>
+      </w:r>
+      <w:r>
+        <w:rPr>
+          <w:rFonts w:ascii="Times New Roman" w:hAnsi="Times New Roman"/>
+          <w:i/>
+          <w:color w:val="7F6000"/>
+          <w:sz w:val="21"/>
+        </w:rPr>
+        <w:t xml:space="preserve"> | Устный</w:t>
+      </w:r>
+    </w:p>
+    <w:p>
+      <w:pPr>
+        <w:spacing w:before="40" w:after="40" w:line="276" w:lineRule="auto"/>
+      </w:pPr>
+      <w:r>
+        <w:rPr>
+          <w:rFonts w:ascii="Times New Roman" w:hAnsi="Times New Roman"/>
+          <w:b/>
+          <w:sz w:val="22"/>
+        </w:rPr>
+        <w:t xml:space="preserve">6.2. </w:t>
+      </w:r>
+      <w:r>
+        <w:rPr>
+          <w:rFonts w:ascii="Times New Roman" w:hAnsi="Times New Roman"/>
+          <w:sz w:val="22"/>
+        </w:rPr>
+        <w:t>Длина прически военнослужащих мужского пола должна быть аккуратной и не опускаться ниже воротника кителя (рубашки). Исключение: военнослужащие женского пола (аккуратно собранные волосы).</w:t>
+      </w:r>
+      <w:r>
+        <w:rPr>
+          <w:rFonts w:ascii="Times New Roman" w:hAnsi="Times New Roman"/>
+          <w:i/>
+          <w:color w:val="7F6000"/>
+          <w:sz w:val="21"/>
+        </w:rPr>
+        <w:t xml:space="preserve"> | Устный</w:t>
+      </w:r>
+    </w:p>
+    <w:p>
+      <w:pPr>
+        <w:spacing w:before="40" w:after="40" w:line="276" w:lineRule="auto"/>
+      </w:pPr>
+      <w:r>
+        <w:rPr>
+          <w:rFonts w:ascii="Times New Roman" w:hAnsi="Times New Roman"/>
+          <w:b/>
+          <w:sz w:val="22"/>
+        </w:rPr>
+        <w:t xml:space="preserve">6.3. </w:t>
+      </w:r>
+      <w:r>
+        <w:rPr>
+          <w:rFonts w:ascii="Times New Roman" w:hAnsi="Times New Roman"/>
+          <w:sz w:val="22"/>
+        </w:rPr>
+        <w:t>На служебной форме военнослужащего обязательно размещается именная нашивка, шеврон подразделения и знак различия воинского звания.</w:t>
+      </w:r>
+      <w:r>
+        <w:rPr>
+          <w:rFonts w:ascii="Times New Roman" w:hAnsi="Times New Roman"/>
+          <w:i/>
+          <w:color w:val="7F6000"/>
+          <w:sz w:val="21"/>
+        </w:rPr>
+        <w:t xml:space="preserve"> | Устный</w:t>
+      </w:r>
+    </w:p>
+    <w:p>
+      <w:pPr>
+        <w:spacing w:before="40" w:after="40" w:line="276" w:lineRule="auto"/>
+      </w:pPr>
+      <w:r>
+        <w:rPr>
+          <w:rFonts w:ascii="Times New Roman" w:hAnsi="Times New Roman"/>
+          <w:b/>
+          <w:sz w:val="22"/>
+        </w:rPr>
+        <w:t xml:space="preserve">6.4. </w:t>
+      </w:r>
+      <w:r>
+        <w:rPr>
+          <w:rFonts w:ascii="Times New Roman" w:hAnsi="Times New Roman"/>
+          <w:sz w:val="22"/>
+        </w:rPr>
+        <w:t>Запрещено наличие татуировок на лице, шее и кистях рук, содержащих антигосударственную, нецензурную либо криминальную символику.</w:t>
+      </w:r>
+      <w:r>
+        <w:rPr>
+          <w:rFonts w:ascii="Times New Roman" w:hAnsi="Times New Roman"/>
+          <w:i/>
+          <w:color w:val="7F6000"/>
+          <w:sz w:val="21"/>
+        </w:rPr>
+        <w:t xml:space="preserve"> | Устный / Строгий</w:t>
+      </w:r>
+    </w:p>
+    <w:p>
+      <w:pPr>
+        <w:spacing w:before="40" w:after="40" w:line="276" w:lineRule="auto"/>
+      </w:pPr>
+      <w:r>
+        <w:rPr>
+          <w:rFonts w:ascii="Times New Roman" w:hAnsi="Times New Roman"/>
+          <w:b/>
+          <w:sz w:val="22"/>
+        </w:rPr>
+        <w:t xml:space="preserve">6.5. </w:t>
+      </w:r>
+      <w:r>
+        <w:rPr>
+          <w:rFonts w:ascii="Times New Roman" w:hAnsi="Times New Roman"/>
+          <w:sz w:val="22"/>
+        </w:rPr>
+        <w:t>Запрещено ношение карнавальных масок, посторонних аксессуаров и неуставных элементов одежды.</w:t>
+      </w:r>
+      <w:r>
+        <w:rPr>
+          <w:rFonts w:ascii="Times New Roman" w:hAnsi="Times New Roman"/>
+          <w:i/>
+          <w:color w:val="7F6000"/>
+          <w:sz w:val="21"/>
+        </w:rPr>
+        <w:t xml:space="preserve"> | Устный / Строгий</w:t>
+      </w:r>
+    </w:p>
+    <w:p>
+      <w:pPr>
+        <w:spacing w:before="40" w:after="40" w:line="276" w:lineRule="auto"/>
+      </w:pPr>
+      <w:r>
+        <w:rPr>
+          <w:rFonts w:ascii="Times New Roman" w:hAnsi="Times New Roman"/>
+          <w:b/>
+          <w:sz w:val="22"/>
+        </w:rPr>
+        <w:t xml:space="preserve">6.6. </w:t>
+      </w:r>
+      <w:r>
+        <w:rPr>
+          <w:rFonts w:ascii="Times New Roman" w:hAnsi="Times New Roman"/>
+          <w:sz w:val="22"/>
+        </w:rPr>
+        <w:t>Свободная форма одежды (гражданская одежда, строгий деловой костюм) разрешена ИСКЛЮЧИТЕЛЬНО Генералитету SANG (14, 15, 16 порядковые ранги: Генерал-Майор, Заместитель Генерала, Генерал SANG) при нахождении на территории Форта-Занкудо вне строя и боевых спецопераций.</w:t>
+      </w:r>
+      <w:r>
+        <w:rPr>
+          <w:rFonts w:ascii="Times New Roman" w:hAnsi="Times New Roman"/>
+          <w:i/>
+          <w:color w:val="7F6000"/>
+          <w:sz w:val="21"/>
+        </w:rPr>
+        <w:t xml:space="preserve"> | Устный / Строгий</w:t>
+      </w:r>
+    </w:p>
+    <w:p>
+      <w:pPr>
+        <w:spacing w:before="40" w:after="40" w:line="276" w:lineRule="auto"/>
+      </w:pPr>
+      <w:r>
+        <w:rPr>
+          <w:rFonts w:ascii="Times New Roman" w:hAnsi="Times New Roman"/>
+          <w:b/>
+          <w:sz w:val="22"/>
+        </w:rPr>
+        <w:t xml:space="preserve">6.7. </w:t>
+      </w:r>
+      <w:r>
+        <w:rPr>
+          <w:rFonts w:ascii="Times New Roman" w:hAnsi="Times New Roman"/>
+          <w:sz w:val="22"/>
+        </w:rPr>
+        <w:t>Все военнослужащие с 1 по 13 порядковый ранг включительно при исполнении служебных обязанностей и нахождении на службе ОБЯЗАНЫ строго находиться в уставной военной форме одежды согласно утверждённому дресс-коду своего подразделения. Нахождение на службе и исполнение служебных обязанностей в гражданской одежде либо форме чужого подразделения лицами 1–13 рангов категорически запрещено.</w:t>
+      </w:r>
+      <w:r>
+        <w:rPr>
+          <w:rFonts w:ascii="Times New Roman" w:hAnsi="Times New Roman"/>
+          <w:i/>
+          <w:color w:val="7F6000"/>
+          <w:sz w:val="21"/>
+        </w:rPr>
+        <w:t xml:space="preserve"> | Устный / Строгий</w:t>
+      </w:r>
+    </w:p>
+    <w:p>
+      <w:pPr>
+        <w:spacing w:before="40" w:after="40" w:line="276" w:lineRule="auto"/>
+      </w:pPr>
+      <w:r>
+        <w:rPr>
+          <w:rFonts w:ascii="Times New Roman" w:hAnsi="Times New Roman"/>
+          <w:b/>
+          <w:sz w:val="22"/>
+        </w:rPr>
+        <w:t xml:space="preserve">6.8. </w:t>
+      </w:r>
+      <w:r>
+        <w:rPr>
+          <w:rFonts w:ascii="Times New Roman" w:hAnsi="Times New Roman"/>
+          <w:sz w:val="22"/>
+        </w:rPr>
+        <w:t>Ношение тактических масок и балаклав разрешено исключительно бойцам спецподразделений Delta Force [DF], Alpha Force [AF] и сотрудникам Military Police [MP] при проведении специальных операций, патрулирования и несении службы на постах. Военнослужащим иных подразделений (MA, MMS, USAF и др.) закрывать лицо запрещено (лицо должно быть открыто).</w:t>
+      </w:r>
+      <w:r>
+        <w:rPr>
+          <w:rFonts w:ascii="Times New Roman" w:hAnsi="Times New Roman"/>
+          <w:i/>
+          <w:color w:val="7F6000"/>
+          <w:sz w:val="21"/>
+        </w:rPr>
+        <w:t xml:space="preserve"> | Устный</w:t>
+      </w:r>
+    </w:p>
+    <w:p>
+      <w:pPr>
+        <w:spacing w:before="40" w:after="40" w:line="276" w:lineRule="auto"/>
+      </w:pPr>
+      <w:r>
+        <w:rPr>
+          <w:rFonts w:ascii="Times New Roman" w:hAnsi="Times New Roman"/>
+          <w:b/>
+          <w:sz w:val="22"/>
+        </w:rPr>
+        <w:t xml:space="preserve">6.9. </w:t>
+      </w:r>
+      <w:r>
+        <w:rPr>
+          <w:rFonts w:ascii="Times New Roman" w:hAnsi="Times New Roman"/>
+          <w:sz w:val="22"/>
+        </w:rPr>
+        <w:t>Военнослужащие обязаны строго соблюдать требования Этического кодекса штата San-Andreas.</w:t>
+      </w:r>
+      <w:r>
+        <w:rPr>
+          <w:rFonts w:ascii="Times New Roman" w:hAnsi="Times New Roman"/>
+          <w:i/>
+          <w:color w:val="7F6000"/>
+          <w:sz w:val="21"/>
+        </w:rPr>
+        <w:t xml:space="preserve"> | Строгий / Увольнение</w:t>
+      </w:r>
+    </w:p>
+    <w:p>
+      <w:pPr>
+        <w:spacing w:before="200" w:after="80" w:line="276" w:lineRule="auto"/>
+        <w:jc w:val="left"/>
+      </w:pPr>
+      <w:r>
+        <w:rPr>
+          <w:rFonts w:ascii="Times New Roman" w:hAnsi="Times New Roman"/>
+          <w:b/>
+          <w:i w:val="0"/>
+          <w:color w:val="000000"/>
+          <w:sz w:val="24"/>
+        </w:rPr>
         <w:t>Глава VII. Система присвоения воинских званий и повышения по службе</w:t>
       </w:r>
     </w:p>
@@ -2239,6 +2516,52 @@
           <w:b/>
           <w:sz w:val="22"/>
         </w:rPr>
+        <w:t xml:space="preserve">8.1.1. </w:t>
+      </w:r>
+      <w:r>
+        <w:rPr>
+          <w:rFonts w:ascii="Times New Roman" w:hAnsi="Times New Roman"/>
+          <w:sz w:val="22"/>
+        </w:rPr>
+        <w:t>Дисциплинарная власть и подведомственность применения наказаний:</w:t>
+      </w:r>
+    </w:p>
+    <w:p>
+      <w:pPr>
+        <w:spacing w:before="20" w:after="40" w:line="276" w:lineRule="auto"/>
+        <w:jc w:val="left"/>
+      </w:pPr>
+      <w:r>
+        <w:rPr>
+          <w:rFonts w:ascii="Times New Roman" w:hAnsi="Times New Roman"/>
+          <w:b w:val="0"/>
+          <w:i w:val="0"/>
+          <w:color w:val="000000"/>
+          <w:sz w:val="21"/>
+        </w:rPr>
+        <w:t>1) Генералитет SANG (14–16 ранги: Генерал-Майор, Заместитель Генерала, Генерал SANG) обладает высшей дисциплинарной властью и вправе применять любые дисциплинарные взыскания ко всем военнослужащим SANG (с 1 по 15 ранг).</w:t>
+        <w:br/>
+        <w:t>2) Отдел Military Police [MP] (Военная полиция) является органом дисциплинарного надзора и следствия SANG. Офицеры MP уполномочены выявлять нарушения устава среди военнослужащих ВСЕХ подразделений SANG (с 1 по 13 ранг включительно), проводить проверки, расследования и налагать дисциплинарные взыскания (выговоры, переаттестации). В отношении старших офицеров 14–15 рангов MP передаёт материалы проверок Генералу SANG.</w:t>
+        <w:br/>
+        <w:t>3) Командование подразделений (Куратор 13 ранга, Командир 12 ранга, Заместитель командира 11 ранга) имеет право применять дисциплинарные взыскания ИСКЛЮЧИТЕЛЬНО в отношении военнослужащих СВОЕГО подразделения (Куратор MMS наказывает только медиков MMS; Командир USAF — только личный состав USAF; Командир DF — только бойцов DF).</w:t>
+        <w:br/>
+        <w:t>4) КАТЕГОРИЧЕСКИЙ ЗАПРЕТ: Кураторам, командирам и инструкторам одного подразделения (включая MMS, USAF, DF, AF, MA) строжайше запрещено объявлять выговоры, назначать переаттестации, отстранять от службы, требовать явки или строить военнослужащих ДРУГИХ подразделений, и в особенности сотрудников Военной полиции (Military Police [MP]), независимо от их порядкового ранга!</w:t>
+        <w:br/>
+        <w:t>5) При выявлении нарушения бойцом другого подразделения командир/куратор обязан составить мотивированный рапорт с видеофиксацией и передать его в Military Police [MP] либо Генералитету SANG для принятия процессуального решения.</w:t>
+        <w:br/>
+        <w:t>6) Любое дисциплинарное взыскание, объявленное с нарушением подведомственности (в том числе выговор, выданный куратором/командиром подразделения бойцу чужого взвода или офицеру MP), признаётся ЮРИДИЧЕСКИ НИЧТОЖНЫМ с момента объявления и подлежит немедленной отмене Генералитетом. Лицо, самовольно превысившее дисциплинарную власть, привлекается к ответственности за превышение полномочий и самоуправство (Строгий выговор / снятие с должности).</w:t>
+      </w:r>
+    </w:p>
+    <w:p>
+      <w:pPr>
+        <w:spacing w:before="40" w:after="40" w:line="276" w:lineRule="auto"/>
+      </w:pPr>
+      <w:r>
+        <w:rPr>
+          <w:rFonts w:ascii="Times New Roman" w:hAnsi="Times New Roman"/>
+          <w:b/>
+          <w:sz w:val="22"/>
+        </w:rPr>
         <w:t xml:space="preserve">8.2. </w:t>
       </w:r>
       <w:r>
@@ -2887,6 +3210,455 @@
           <w:sz w:val="21"/>
         </w:rPr>
         <w:t xml:space="preserve"> | Строгий выговор</w:t>
+      </w:r>
+    </w:p>
+    <w:p>
+      <w:pPr>
+        <w:spacing w:before="200" w:after="80" w:line="276" w:lineRule="auto"/>
+        <w:jc w:val="left"/>
+      </w:pPr>
+      <w:r>
+        <w:rPr>
+          <w:rFonts w:ascii="Times New Roman" w:hAnsi="Times New Roman"/>
+          <w:b/>
+          <w:i w:val="0"/>
+          <w:color w:val="000000"/>
+          <w:sz w:val="24"/>
+        </w:rPr>
+        <w:t>Глава X. Правила поведения в строю</w:t>
+      </w:r>
+    </w:p>
+    <w:p>
+      <w:pPr>
+        <w:spacing w:before="40" w:after="40" w:line="276" w:lineRule="auto"/>
+      </w:pPr>
+      <w:r>
+        <w:rPr>
+          <w:rFonts w:ascii="Times New Roman" w:hAnsi="Times New Roman"/>
+          <w:b/>
+          <w:sz w:val="22"/>
+        </w:rPr>
+        <w:t xml:space="preserve">10.1. </w:t>
+      </w:r>
+      <w:r>
+        <w:rPr>
+          <w:rFonts w:ascii="Times New Roman" w:hAnsi="Times New Roman"/>
+          <w:sz w:val="22"/>
+        </w:rPr>
+        <w:t>Военнослужащий обязан безоговорочно и оперативно явиться в строй по приказу уполномоченного старшего состава.</w:t>
+      </w:r>
+      <w:r>
+        <w:rPr>
+          <w:rFonts w:ascii="Times New Roman" w:hAnsi="Times New Roman"/>
+          <w:i/>
+          <w:color w:val="7F6000"/>
+          <w:sz w:val="21"/>
+        </w:rPr>
+        <w:t xml:space="preserve"> | Устный / Строгий</w:t>
+      </w:r>
+    </w:p>
+    <w:p>
+      <w:pPr>
+        <w:spacing w:before="40" w:after="40" w:line="276" w:lineRule="auto"/>
+      </w:pPr>
+      <w:r>
+        <w:rPr>
+          <w:rFonts w:ascii="Times New Roman" w:hAnsi="Times New Roman"/>
+          <w:b/>
+          <w:sz w:val="22"/>
+        </w:rPr>
+        <w:t xml:space="preserve">10.2. </w:t>
+      </w:r>
+      <w:r>
+        <w:rPr>
+          <w:rFonts w:ascii="Times New Roman" w:hAnsi="Times New Roman"/>
+          <w:sz w:val="22"/>
+        </w:rPr>
+        <w:t>В строю запрещаются любые разговоры без разрешения командира, отдающего приказания.</w:t>
+      </w:r>
+      <w:r>
+        <w:rPr>
+          <w:rFonts w:ascii="Times New Roman" w:hAnsi="Times New Roman"/>
+          <w:i/>
+          <w:color w:val="7F6000"/>
+          <w:sz w:val="21"/>
+        </w:rPr>
+        <w:t xml:space="preserve"> | Устный выговор</w:t>
+      </w:r>
+    </w:p>
+    <w:p>
+      <w:pPr>
+        <w:spacing w:before="40" w:after="40" w:line="276" w:lineRule="auto"/>
+      </w:pPr>
+      <w:r>
+        <w:rPr>
+          <w:rFonts w:ascii="Times New Roman" w:hAnsi="Times New Roman"/>
+          <w:b/>
+          <w:sz w:val="22"/>
+        </w:rPr>
+        <w:t xml:space="preserve">10.3. </w:t>
+      </w:r>
+      <w:r>
+        <w:rPr>
+          <w:rFonts w:ascii="Times New Roman" w:hAnsi="Times New Roman"/>
+          <w:sz w:val="22"/>
+        </w:rPr>
+        <w:t>В строю запрещены лишние движения, использование анимаций и переминания без команды.</w:t>
+      </w:r>
+      <w:r>
+        <w:rPr>
+          <w:rFonts w:ascii="Times New Roman" w:hAnsi="Times New Roman"/>
+          <w:i/>
+          <w:color w:val="7F6000"/>
+          <w:sz w:val="21"/>
+        </w:rPr>
+        <w:t xml:space="preserve"> | Устный выговор</w:t>
+      </w:r>
+    </w:p>
+    <w:p>
+      <w:pPr>
+        <w:spacing w:before="40" w:after="40" w:line="276" w:lineRule="auto"/>
+      </w:pPr>
+      <w:r>
+        <w:rPr>
+          <w:rFonts w:ascii="Times New Roman" w:hAnsi="Times New Roman"/>
+          <w:b/>
+          <w:sz w:val="22"/>
+        </w:rPr>
+        <w:t xml:space="preserve">10.4. </w:t>
+      </w:r>
+      <w:r>
+        <w:rPr>
+          <w:rFonts w:ascii="Times New Roman" w:hAnsi="Times New Roman"/>
+          <w:sz w:val="22"/>
+        </w:rPr>
+        <w:t>В строю запрещено использование мобильных телефонов, раций и планшетов (кроме координаторов строя).</w:t>
+      </w:r>
+      <w:r>
+        <w:rPr>
+          <w:rFonts w:ascii="Times New Roman" w:hAnsi="Times New Roman"/>
+          <w:i/>
+          <w:color w:val="7F6000"/>
+          <w:sz w:val="21"/>
+        </w:rPr>
+        <w:t xml:space="preserve"> | Устный выговор</w:t>
+      </w:r>
+    </w:p>
+    <w:p>
+      <w:pPr>
+        <w:spacing w:before="40" w:after="40" w:line="276" w:lineRule="auto"/>
+      </w:pPr>
+      <w:r>
+        <w:rPr>
+          <w:rFonts w:ascii="Times New Roman" w:hAnsi="Times New Roman"/>
+          <w:b/>
+          <w:sz w:val="22"/>
+        </w:rPr>
+        <w:t xml:space="preserve">10.5. </w:t>
+      </w:r>
+      <w:r>
+        <w:rPr>
+          <w:rFonts w:ascii="Times New Roman" w:hAnsi="Times New Roman"/>
+          <w:sz w:val="22"/>
+        </w:rPr>
+        <w:t>В строю запрещено держать оружие в руках без соответствующей прямой команды командира.</w:t>
+      </w:r>
+      <w:r>
+        <w:rPr>
+          <w:rFonts w:ascii="Times New Roman" w:hAnsi="Times New Roman"/>
+          <w:i/>
+          <w:color w:val="7F6000"/>
+          <w:sz w:val="21"/>
+        </w:rPr>
+        <w:t xml:space="preserve"> | Устный / Строгий</w:t>
+      </w:r>
+    </w:p>
+    <w:p>
+      <w:pPr>
+        <w:spacing w:before="40" w:after="40" w:line="276" w:lineRule="auto"/>
+      </w:pPr>
+      <w:r>
+        <w:rPr>
+          <w:rFonts w:ascii="Times New Roman" w:hAnsi="Times New Roman"/>
+          <w:b/>
+          <w:sz w:val="22"/>
+        </w:rPr>
+        <w:t xml:space="preserve">10.6. </w:t>
+      </w:r>
+      <w:r>
+        <w:rPr>
+          <w:rFonts w:ascii="Times New Roman" w:hAnsi="Times New Roman"/>
+          <w:sz w:val="22"/>
+        </w:rPr>
+        <w:t>Самовольный выход или оставление строя без приказа командира запрещены.</w:t>
+      </w:r>
+      <w:r>
+        <w:rPr>
+          <w:rFonts w:ascii="Times New Roman" w:hAnsi="Times New Roman"/>
+          <w:i/>
+          <w:color w:val="7F6000"/>
+          <w:sz w:val="21"/>
+        </w:rPr>
+        <w:t xml:space="preserve"> | Строгий выговор</w:t>
+      </w:r>
+    </w:p>
+    <w:p>
+      <w:pPr>
+        <w:spacing w:before="40" w:after="40" w:line="276" w:lineRule="auto"/>
+      </w:pPr>
+      <w:r>
+        <w:rPr>
+          <w:rFonts w:ascii="Times New Roman" w:hAnsi="Times New Roman"/>
+          <w:b/>
+          <w:sz w:val="22"/>
+        </w:rPr>
+        <w:t xml:space="preserve">10.7. </w:t>
+      </w:r>
+      <w:r>
+        <w:rPr>
+          <w:rFonts w:ascii="Times New Roman" w:hAnsi="Times New Roman"/>
+          <w:sz w:val="22"/>
+        </w:rPr>
+        <w:t>Открытие огня из строя без приказа категорически запрещено.</w:t>
+      </w:r>
+      <w:r>
+        <w:rPr>
+          <w:rFonts w:ascii="Times New Roman" w:hAnsi="Times New Roman"/>
+          <w:i/>
+          <w:color w:val="7F6000"/>
+          <w:sz w:val="21"/>
+        </w:rPr>
+        <w:t xml:space="preserve"> | Строгий / Увольнение</w:t>
+      </w:r>
+    </w:p>
+    <w:p>
+      <w:pPr>
+        <w:spacing w:before="40" w:after="40" w:line="276" w:lineRule="auto"/>
+      </w:pPr>
+      <w:r>
+        <w:rPr>
+          <w:rFonts w:ascii="Times New Roman" w:hAnsi="Times New Roman"/>
+          <w:b/>
+          <w:sz w:val="22"/>
+        </w:rPr>
+        <w:t xml:space="preserve">10.8. </w:t>
+      </w:r>
+      <w:r>
+        <w:rPr>
+          <w:rFonts w:ascii="Times New Roman" w:hAnsi="Times New Roman"/>
+          <w:sz w:val="22"/>
+        </w:rPr>
+        <w:t>Запрещено перебивать командира строя. Вопросы задаются исключительно после предоставления слова.</w:t>
+      </w:r>
+      <w:r>
+        <w:rPr>
+          <w:rFonts w:ascii="Times New Roman" w:hAnsi="Times New Roman"/>
+          <w:i/>
+          <w:color w:val="7F6000"/>
+          <w:sz w:val="21"/>
+        </w:rPr>
+        <w:t xml:space="preserve"> | Устный выговор</w:t>
+      </w:r>
+    </w:p>
+    <w:p>
+      <w:pPr>
+        <w:spacing w:before="40" w:after="40" w:line="276" w:lineRule="auto"/>
+      </w:pPr>
+      <w:r>
+        <w:rPr>
+          <w:rFonts w:ascii="Times New Roman" w:hAnsi="Times New Roman"/>
+          <w:b/>
+          <w:sz w:val="22"/>
+        </w:rPr>
+        <w:t xml:space="preserve">10.9. </w:t>
+      </w:r>
+      <w:r>
+        <w:rPr>
+          <w:rFonts w:ascii="Times New Roman" w:hAnsi="Times New Roman"/>
+          <w:sz w:val="22"/>
+        </w:rPr>
+        <w:t>Игнорирование требований командира строя и дежурных офицеров MP в строю запрещено.</w:t>
+      </w:r>
+      <w:r>
+        <w:rPr>
+          <w:rFonts w:ascii="Times New Roman" w:hAnsi="Times New Roman"/>
+          <w:i/>
+          <w:color w:val="7F6000"/>
+          <w:sz w:val="21"/>
+        </w:rPr>
+        <w:t xml:space="preserve"> | Строгий выговор</w:t>
+      </w:r>
+    </w:p>
+    <w:p>
+      <w:pPr>
+        <w:spacing w:before="40" w:after="40" w:line="276" w:lineRule="auto"/>
+      </w:pPr>
+      <w:r>
+        <w:rPr>
+          <w:rFonts w:ascii="Times New Roman" w:hAnsi="Times New Roman"/>
+          <w:b/>
+          <w:sz w:val="22"/>
+        </w:rPr>
+        <w:t xml:space="preserve">10.10. </w:t>
+      </w:r>
+      <w:r>
+        <w:rPr>
+          <w:rFonts w:ascii="Times New Roman" w:hAnsi="Times New Roman"/>
+          <w:sz w:val="22"/>
+        </w:rPr>
+        <w:t>Военнослужащий обязан находиться в строю в полной служебной форме и экипировке своего взвода.</w:t>
+      </w:r>
+      <w:r>
+        <w:rPr>
+          <w:rFonts w:ascii="Times New Roman" w:hAnsi="Times New Roman"/>
+          <w:i/>
+          <w:color w:val="7F6000"/>
+          <w:sz w:val="21"/>
+        </w:rPr>
+        <w:t xml:space="preserve"> | Устный выговор</w:t>
+      </w:r>
+    </w:p>
+    <w:p>
+      <w:pPr>
+        <w:spacing w:before="40" w:after="40" w:line="276" w:lineRule="auto"/>
+      </w:pPr>
+      <w:r>
+        <w:rPr>
+          <w:rFonts w:ascii="Times New Roman" w:hAnsi="Times New Roman"/>
+          <w:b/>
+          <w:sz w:val="22"/>
+        </w:rPr>
+        <w:t xml:space="preserve">10.11. </w:t>
+      </w:r>
+      <w:r>
+        <w:rPr>
+          <w:rFonts w:ascii="Times New Roman" w:hAnsi="Times New Roman"/>
+          <w:sz w:val="22"/>
+        </w:rPr>
+        <w:t>Неявка в строй допускается исключительно по уважительной причине (госпиталь, боевой выезд, нахождение в патруле) с заблаговременным докладом в рацию.</w:t>
+      </w:r>
+      <w:r>
+        <w:rPr>
+          <w:rFonts w:ascii="Times New Roman" w:hAnsi="Times New Roman"/>
+          <w:i/>
+          <w:color w:val="7F6000"/>
+          <w:sz w:val="21"/>
+        </w:rPr>
+        <w:t xml:space="preserve"> | Строгий выговор</w:t>
+      </w:r>
+    </w:p>
+    <w:p>
+      <w:pPr>
+        <w:spacing w:before="40" w:after="40" w:line="276" w:lineRule="auto"/>
+      </w:pPr>
+      <w:r>
+        <w:rPr>
+          <w:rFonts w:ascii="Times New Roman" w:hAnsi="Times New Roman"/>
+          <w:b/>
+          <w:sz w:val="22"/>
+        </w:rPr>
+        <w:t xml:space="preserve">10.12. </w:t>
+      </w:r>
+      <w:r>
+        <w:rPr>
+          <w:rFonts w:ascii="Times New Roman" w:hAnsi="Times New Roman"/>
+          <w:sz w:val="22"/>
+        </w:rPr>
+        <w:t>Ограничение права на созыв строя подразделением MMS:</w:t>
+      </w:r>
+    </w:p>
+    <w:p>
+      <w:pPr>
+        <w:spacing w:before="20" w:after="40" w:line="276" w:lineRule="auto"/>
+        <w:jc w:val="left"/>
+      </w:pPr>
+      <w:r>
+        <w:rPr>
+          <w:rFonts w:ascii="Times New Roman" w:hAnsi="Times New Roman"/>
+          <w:b w:val="0"/>
+          <w:i w:val="0"/>
+          <w:color w:val="000000"/>
+          <w:sz w:val="21"/>
+        </w:rPr>
+        <w:t>Подразделение Military Medical Service [MMS] (включая Куратора и Командира MMS) НЕ ИМЕЕТ ПРАВА самостоятельно объявлять общее построение Национальной Гвардии или построение военнослужащих других подразделений по своему усмотрению.</w:t>
+      </w:r>
+    </w:p>
+    <w:p>
+      <w:pPr>
+        <w:spacing w:before="40" w:after="40" w:line="276" w:lineRule="auto"/>
+      </w:pPr>
+      <w:r>
+        <w:rPr>
+          <w:rFonts w:ascii="Times New Roman" w:hAnsi="Times New Roman"/>
+          <w:b/>
+          <w:sz w:val="22"/>
+        </w:rPr>
+        <w:t xml:space="preserve">10.13. </w:t>
+      </w:r>
+      <w:r>
+        <w:rPr>
+          <w:rFonts w:ascii="Times New Roman" w:hAnsi="Times New Roman"/>
+          <w:sz w:val="22"/>
+        </w:rPr>
+        <w:t>Регламент и периодичность проверки медицинских справок:</w:t>
+      </w:r>
+    </w:p>
+    <w:p>
+      <w:pPr>
+        <w:spacing w:before="20" w:after="40" w:line="276" w:lineRule="auto"/>
+        <w:jc w:val="left"/>
+      </w:pPr>
+      <w:r>
+        <w:rPr>
+          <w:rFonts w:ascii="Times New Roman" w:hAnsi="Times New Roman"/>
+          <w:b w:val="0"/>
+          <w:i w:val="0"/>
+          <w:color w:val="000000"/>
+          <w:sz w:val="21"/>
+        </w:rPr>
+        <w:t>1) Плановые проверки наличия и актуальности медицинских справок (о физическом и психическом здоровье) проводятся подразделением MMS не чаще ОДНОГО РАЗА В НЕДЕЛЮ и исключительно с предварительного разрешения Генерала SANG либо его Заместителя (Генералитета) по утверждённому графику.</w:t>
+        <w:br/>
+        <w:t>2) Время проведения проверки медицинских справок обязательно согласуется с командирами соответствующих подразделений и дежурным офицером базы.</w:t>
+        <w:br/>
+        <w:t>3) Военнослужащие, несущие службу на боевых постах (КПП-1, КПП-2, вышки, ПВО, склад) либо находящиеся в активном патрулировании, проходят медицинскую проверку поочерёдно, в порядке смены, без оставления боевых постов и без оголения караулов.</w:t>
+        <w:br/>
+        <w:t>4) Внеплановые медицинские проверки допускаются исключительно по прямому приказу Генерала SANG при вспышках инфекционных заболеваний, введении карантина или чрезвычайных обстоятельствах.</w:t>
+      </w:r>
+    </w:p>
+    <w:p>
+      <w:pPr>
+        <w:spacing w:before="40" w:after="40" w:line="276" w:lineRule="auto"/>
+      </w:pPr>
+      <w:r>
+        <w:rPr>
+          <w:rFonts w:ascii="Times New Roman" w:hAnsi="Times New Roman"/>
+          <w:b/>
+          <w:sz w:val="22"/>
+        </w:rPr>
+        <w:t xml:space="preserve">10.14. </w:t>
+      </w:r>
+      <w:r>
+        <w:rPr>
+          <w:rFonts w:ascii="Times New Roman" w:hAnsi="Times New Roman"/>
+          <w:sz w:val="22"/>
+        </w:rPr>
+        <w:t>Порядок фиксации нарушений по медицинским справкам:</w:t>
+      </w:r>
+    </w:p>
+    <w:p>
+      <w:pPr>
+        <w:spacing w:before="20" w:after="40" w:line="276" w:lineRule="auto"/>
+        <w:jc w:val="left"/>
+      </w:pPr>
+      <w:r>
+        <w:rPr>
+          <w:rFonts w:ascii="Times New Roman" w:hAnsi="Times New Roman"/>
+          <w:b w:val="0"/>
+          <w:i w:val="0"/>
+          <w:color w:val="000000"/>
+          <w:sz w:val="21"/>
+        </w:rPr>
+        <w:t>При выявлении у военнослужащего просроченной или отсутствующей медицинской справки сотрудники MMS не имеют права на месте объявлять выговор. Сотрудник MMS делает отметку в журнале медосмотра, уведомляет военнослужащего и предоставляет ему срок 24 ЧАСА для обращения в EMS и обновления медицинской справки. Только по истечении 24 часов в случае неисполнения требования MMS направляет рапорт командиру бойца или в Military Police [MP] для применения дисциплинарного взыскания (Устный выговор).</w:t>
       </w:r>
     </w:p>
     <w:p>
@@ -3650,7 +4422,7 @@
         <w:t>15.3.5. Division [DIV] — базовое строевое подразделение Национальной Гвардии, отвечающее за охрану периметра Форта-Занкудо, несение постовой службы на КПП, логистическое обеспечение и сопровождение войсковых поставок вооружения силовым структурам.</w:t>
         <w:br/>
         <w:br/>
-        <w:t>15.3.6. Military Medical Service [MMS] — военно-медицинская служба, обеспечивающая медицинское освидетельствование военнослужащих, оказание квалифицированной первой и неотложной помощи при боевых действиях и обучение личного состава тактической медицине.</w:t>
+        <w:t>15.3.6. Military Medical Service [MMS] — военно-медицинская служба, обеспечивающая медицинское освидетельствование военнослужащих, проведение плановых проверок медицинских справок (не чаще 1 раза в неделю по согласованию с Генералитетом), оказание неотложной помощи и обучение личного состава тактической медицине. Сотрудники MMS обладают дисциплинарной властью строго в отношении бойцов своего отдела; вмешательство в работу MP и самовольные построения чужих подразделений запрещены.</w:t>
         <w:br/>
         <w:br/>
         <w:t>15.3.7. Delta Force [DF] — контртеррористическая тактическая группа быстрого реагирования, ориентированная на проведение штурмовых операций в городской и труднопроходимой местности, ликвидацию бандформирований и силовую поддержку правоохранительных органов.</w:t>

--- a/Законы/Законопроекты/Устав San-Andreas National Guard (новая редакция).docx
+++ b/Законы/Законопроекты/Устав San-Andreas National Guard (новая редакция).docx
@@ -441,7 +441,7 @@
           <w:rFonts w:ascii="Times New Roman" w:hAnsi="Times New Roman"/>
           <w:sz w:val="22"/>
         </w:rPr>
-        <w:t>Военнослужащие SANG имеют право требовать предъявления документов, удостоверяющих личность, и лицензий у гражданских лиц, находящихся на охраняемых SANG объектах (Форт-Занкудо, Военный авианосец, остров Кайо-Перико) либо на прилегающей территории в радиусе 2 км, а также при осуществлении патрулирования штата в соответствии со статьёй 7.1 закона «О Национальной Гвардии штата San-Andreas» — у лиц, в отношении которых имеются обоснованные подозрения в совершении правонарушения или нахождении в розыске.</w:t>
+        <w:t>Военнослужащие SANG имеют право требовать предъявления документов, удостоверяющих личность, и лицензий у гражданских лиц, находящихся на охраняемых SANG объектах (Форт-Занкудо, Военный авианосец, остров Кайо-Перико) либо на прилегающей территории в радиусе 2 км, а также при осуществлении патрулирования штата в соответствии с действующим законодательством штата San-Andreas — у лиц, в отношении которых имеются обоснованные подозрения в совершении правонарушения или нахождении в розыске.</w:t>
       </w:r>
     </w:p>
     <w:p>
@@ -461,7 +461,7 @@
           <w:rFonts w:ascii="Times New Roman" w:hAnsi="Times New Roman"/>
           <w:sz w:val="22"/>
         </w:rPr>
-        <w:t>Военнослужащие SANG имеют право задерживать лиц, совершивших правонарушение на территории охраняемых SANG объектов (Форт-Занкудо, Авианосец, остров Кайо-Перико) и прилегающей территории (2 км), а также при патрулировании штата по статье 7.1 закона «О Национальной Гвардии штата San-Andreas». Задержание производится строго в порядке статьи 17.3 Процессуального кодекса штата San-Andreas (надевание наручников, представление, разъяснение оснований, первичный обыск на оружие без права изъятия, видеофиксация) с незамедлительной доставкой задержанного в ближайший участок LSPD, LSCSD или штаб-квартиру FIB в срок не более 15 минут (с острова Кайо-Перико и авианосца — не более 30 минут) для передачи сотрудникам правоохранительных органов. Военнослужащие SANG права задержанному не разъясняют, допрос не проводят и процессуальное изъятие оружия не осуществляют.</w:t>
+        <w:t>Военнослужащие SANG имеют право задерживать лиц, совершивших правонарушение на территории охраняемых SANG объектов (Форт-Занкудо, Авианосец, остров Кайо-Перико) и прилегающей территории (2 км), а также при патрулировании штата в соответствии с действующим законодательством штата San-Andreas. Задержание производится строго в порядке статьи 17.3 Процессуального кодекса штата San-Andreas (надевание наручников, представление, разъяснение оснований, первичный обыск на оружие без права изъятия, видеофиксация) с незамедлительной доставкой задержанного в ближайший участок LSPD, LSCSD или штаб-квартиру FIB в срок не более 15 минут (с острова Кайо-Перико и авианосца — не более 30 минут) для передачи сотрудникам правоохранительных органов. Военнослужащие SANG права задержанному не разъясняют, допрос не проводят и процессуальное изъятие оружия не осуществляют.</w:t>
       </w:r>
     </w:p>
     <w:p>
@@ -597,7 +597,7 @@
           <w:rFonts w:ascii="Times New Roman" w:hAnsi="Times New Roman"/>
           <w:sz w:val="22"/>
         </w:rPr>
-        <w:t>В служебное время находиться на территории мест постоянной дислокации SANG (военная база Форт-Занкудо, Военный авианосец, база на острове Кайо-Перико), либо выполнять служебные обязанности в патруле (статья 7.1 закона «О Национальной Гвардии штата San-Andreas»), на государственных поставках, спецоперациях, наборах (MA) или розыске дезертиров (MP).</w:t>
+        <w:t>В служебное время находиться на территории мест постоянной дислокации SANG (военная база Форт-Занкудо, Военный авианосец, база на острове Кайо-Перико), либо выполнять служебные обязанности в патруле (в соответствии с действующим законодательством штата San-Andreas), на государственных поставках, спецоперациях, наборах (MA) или розыске дезертиров (MP).</w:t>
       </w:r>
     </w:p>
     <w:p>
@@ -4407,7 +4407,7 @@
           <w:color w:val="000000"/>
           <w:sz w:val="21"/>
         </w:rPr>
-        <w:t>15.3.1. Military Police [MP] — спецподразделение военной полиции, осуществляющее административно-правовой контроль, поддержание воинской дисциплины, розыск дезертиров, проведение внутренних расследований, патрулирование территории гарнизона и участие в патрулировании штата в соответствии со статьёй 7.1 закона «О Национальной Гвардии штата San-Andreas».</w:t>
+        <w:t>15.3.1. Military Police [MP] — спецподразделение военной полиции, осуществляющее административно-правовой контроль, поддержание воинской дисциплины, розыск дезертиров, проведение внутренних расследований, патрулирование территории гарнизона и участие в патрулировании штата в соответствии с действующим законодательством штата San-Andreas.</w:t>
         <w:br/>
         <w:br/>
         <w:t>15.3.2. Military Academy [MA] — учебное подразделение, осуществляющее профессиональный отбор кандидатов, проведение рекрутинговых наборов, теоретическую подготовку, приём нормативов и выпуск кадетов в основной состав.</w:t>

--- a/Законы/Законопроекты/Устав San-Andreas National Guard (новая редакция).docx
+++ b/Законы/Законопроекты/Устав San-Andreas National Guard (новая редакция).docx
@@ -135,7 +135,7 @@
           <w:rFonts w:ascii="Times New Roman" w:hAnsi="Times New Roman"/>
           <w:sz w:val="22"/>
         </w:rPr>
-        <w:t>Любые изменения и дополнения в настоящий Устав вносятся Генералом SANG (General) или лицом, временно исполняющим его обязанности (ВрИО), и вступают в силу после обязательного утверждения Генеральным прокурором штата San-Andreas либо его заместителем в соответствии с частью 1 статьи 41 Конституции штата San-Andreas.</w:t>
+        <w:t>Любые изменения и дополнения в настоящий Устав вносятся Генералом SANG (General) или лицом, временно исполняющим его обязанности (ВрИО), и вступают в силу после обязательного утверждения Генеральным прокурором штата San-Andreas либо его заместителем в соответствии с действующим законодательством штата San-Andreas.</w:t>
       </w:r>
     </w:p>
     <w:p>
@@ -283,7 +283,7 @@
           <w:rFonts w:ascii="Times New Roman" w:hAnsi="Times New Roman"/>
           <w:sz w:val="22"/>
         </w:rPr>
-        <w:t>Военнослужащие подразделения Military Police (MP) вправе проводить плановый личный обыск военнослужащих SANG и их служебного транспорта не чаще одного раза в неделю, а также внеплановый обыск при наличии обоснованных подозрений в незаконном обороте предметов — исключительно по согласованию с Генералом SANG или его заместителями в соответствии со статьёй 5 закона «О Национальной Гвардии штата San-Andreas». Руководящий состав вправе производить личный обыск военнослужащих при их увольнении либо переводе в другую государственную структуру на предмет сдачи казённого вооружения, спецсредств и амуниции. Проведение обысков курсантов Академии сотрудниками MA или MCE не допускается; при необходимости обыск проводится сотрудниками MP.</w:t>
+        <w:t>Военнослужащие подразделения Military Police (MP) вправе проводить плановый личный обыск военнослужащих SANG и их служебного транспорта не чаще одного раза в неделю, а также внеплановый обыск при наличии обоснованных подозрений в незаконном обороте предметов — исключительно по согласованию с Генералом SANG или его заместителями в соответствии с действующим законодательством штата San-Andreas. Руководящий состав вправе производить личный обыск военнослужащих при их увольнении либо переводе в другую государственную структуру на предмет сдачи казённого вооружения, спецсредств и амуниции. Проведение обысков курсантов Академии сотрудниками MA или MCE не допускается; при необходимости обыск проводится сотрудниками MP.</w:t>
       </w:r>
     </w:p>
     <w:p>
@@ -617,7 +617,7 @@
           <w:rFonts w:ascii="Times New Roman" w:hAnsi="Times New Roman"/>
           <w:sz w:val="22"/>
         </w:rPr>
-        <w:t>Каждый военнослужащий обязан вести непрерывную видеофиксацию каждого факта патрулирования, применения оружия, спецсредств, физической силы и задержания гражданских лиц, и хранить видеозапись не менее 72 часов с момента события в соответствии с частью 5 статьи 10 закона «О Национальной Гвардии штата San-Andreas» и статьёй 32 Процессуального кодекса штата San-Andreas. В случае поступления официального запроса прокуратуры либо судебного иска — до полного завершения производства по делу.</w:t>
+        <w:t>Каждый военнослужащий обязан вести непрерывную видеофиксацию каждого факта патрулирования, применения оружия, спецсредств, физической силы и задержания гражданских лиц, и хранить видеозапись не менее 72 часов с момента события в соответствии с действующим законодательством штата San-Andreas. В случае поступления официального запроса прокуратуры либо судебного иска — до полного завершения производства по делу.</w:t>
       </w:r>
     </w:p>
     <w:p>
@@ -2713,7 +2713,7 @@
           <w:rFonts w:ascii="Times New Roman" w:hAnsi="Times New Roman"/>
           <w:sz w:val="22"/>
         </w:rPr>
-        <w:t>Занесение военнослужащего в Чёрный список SANG осуществляется в порядке и по основаниям, предусмотренным Трудовым кодексом штата San-Andreas, с указанием точного срока. Бессрочный (неснимаемый) Чёрный список допускается исключительно на основании вступившего в законную силу обвинительного приговора суда.</w:t>
+        <w:t>Занесение военнослужащего в Чёрный список SANG осуществляется в порядке и по основаниям, предусмотренным действующим законодательством штата San-Andreas, с указанием точного срока. Бессрочный (неснимаемый) Чёрный список допускается исключительно на основании вступившего в законную силу обвинительного приговора суда.</w:t>
       </w:r>
     </w:p>
     <w:p>
@@ -4475,7 +4475,7 @@
           <w:color w:val="000000"/>
           <w:sz w:val="21"/>
         </w:rPr>
-        <w:t>Настоящий Устав вступает в силу с момента его официального утверждения Генеральным прокурором штата San-Andreas в соответствии с частью 1 статьи 41 Конституции штата San-Andreas.</w:t>
+        <w:t>Настоящий Устав вступает в силу с момента его официального утверждения Генеральным прокурором штата San-Andreas в соответствии с действующим законодательством штата San-Andreas.</w:t>
       </w:r>
     </w:p>
     <w:tbl>
